--- a/courseware/LG-Improve Your Business with Excellent Customer Service.docx
+++ b/courseware/LG-Improve Your Business with Excellent Customer Service.docx
@@ -366,7 +366,7 @@
               <w:rPr>
                 <w:sz w:val="19"/>
               </w:rPr>
-              <w:t>17 August 2026</w:t>
+              <w:t>18 August 2026</w:t>
             </w:r>
           </w:p>
         </w:tc>
@@ -419,6 +419,17 @@
       </w:r>
     </w:p>
     <w:p>
+      <w:r>
+        <w:fldChar w:fldCharType="begin"/>
+      </w:r>
+      <w:r>
+        <w:instrText xml:space="preserve">TOC \o "1-2" \h \z \u </w:instrText>
+      </w:r>
+      <w:r>
+        <w:fldChar w:fldCharType="separate"/>
+      </w:r>
+    </w:p>
+    <w:p>
       <w:pPr>
         <w:tabs>
           <w:tab w:pos="9072" w:val="right" w:leader="dot"/>
@@ -549,7 +560,7 @@
         </w:rPr>
         <w:t>Activity 1 — Mapping the Service Chain at a Singapore Bank Branch</w:t>
         <w:tab/>
-        <w:t>5</w:t>
+        <w:t>6</w:t>
       </w:r>
     </w:p>
     <w:p>
@@ -588,7 +599,7 @@
         </w:rPr>
         <w:t>Activity 2 — Attitude and Positive Language at a Changi Airport Service Counter</w:t>
         <w:tab/>
-        <w:t>8</w:t>
+        <w:t>9</w:t>
       </w:r>
     </w:p>
     <w:p>
@@ -607,7 +618,7 @@
         </w:rPr>
         <w:t>Topic 3 — Identifying and Addressing Customer Needs</w:t>
         <w:tab/>
-        <w:t>10</w:t>
+        <w:t>11</w:t>
       </w:r>
     </w:p>
     <w:p>
@@ -627,7 +638,7 @@
         </w:rPr>
         <w:t>Activity 3 — Diagnosing Customer Needs at a Growing SME — TechNova Account Review</w:t>
         <w:tab/>
-        <w:t>11</w:t>
+        <w:t>13</w:t>
       </w:r>
     </w:p>
     <w:p>
@@ -646,7 +657,7 @@
         </w:rPr>
         <w:t>Topic 4 — In-Person Customer Service</w:t>
         <w:tab/>
-        <w:t>13</w:t>
+        <w:t>15</w:t>
       </w:r>
     </w:p>
     <w:p>
@@ -666,7 +677,7 @@
         </w:rPr>
         <w:t>Activity 4 — The Walk-In Interruption — Retail Service Counter, Bugis</w:t>
         <w:tab/>
-        <w:t>13</w:t>
+        <w:t>16</w:t>
       </w:r>
     </w:p>
     <w:p>
@@ -685,7 +696,7 @@
         </w:rPr>
         <w:t>Topic 5 — Customer Service Over the Phone</w:t>
         <w:tab/>
-        <w:t>15</w:t>
+        <w:t>18</w:t>
       </w:r>
     </w:p>
     <w:p>
@@ -705,7 +716,7 @@
         </w:rPr>
         <w:t>Activity 5 — The Angry Delivery Call — Logistics Hotline</w:t>
         <w:tab/>
-        <w:t>16</w:t>
+        <w:t>18</w:t>
       </w:r>
     </w:p>
     <w:p>
@@ -724,7 +735,7 @@
         </w:rPr>
         <w:t>Topic 6 — Customer Service via Email and Chat</w:t>
         <w:tab/>
-        <w:t>18</w:t>
+        <w:t>20</w:t>
       </w:r>
     </w:p>
     <w:p>
@@ -744,7 +755,7 @@
         </w:rPr>
         <w:t>Activity 6 — Rewriting the Refund Email — E-Commerce Support Inbox</w:t>
         <w:tab/>
-        <w:t>18</w:t>
+        <w:t>22</w:t>
       </w:r>
     </w:p>
     <w:p>
@@ -763,7 +774,7 @@
         </w:rPr>
         <w:t>Topic 7 — Generating Return Business from Feedback</w:t>
         <w:tab/>
-        <w:t>21</w:t>
+        <w:t>24</w:t>
       </w:r>
     </w:p>
     <w:p>
@@ -783,7 +794,7 @@
         </w:rPr>
         <w:t>Activity 7 — Closing the Loop — F&amp;B Chain Losing Repeat Customers</w:t>
         <w:tab/>
-        <w:t>21</w:t>
+        <w:t>27</w:t>
       </w:r>
     </w:p>
     <w:p>
@@ -802,7 +813,7 @@
         </w:rPr>
         <w:t>Topic 8 — Recovering Difficult Customers</w:t>
         <w:tab/>
-        <w:t>24</w:t>
+        <w:t>30</w:t>
       </w:r>
     </w:p>
     <w:p>
@@ -822,7 +833,7 @@
         </w:rPr>
         <w:t>Activity 8 — Service Recovery Under Pressure — The Wedding Catering Failure</w:t>
         <w:tab/>
-        <w:t>24</w:t>
+        <w:t>30</w:t>
       </w:r>
     </w:p>
     <w:p>
@@ -841,7 +852,7 @@
         </w:rPr>
         <w:t>Topic 9 — Understanding When to Escalate</w:t>
         <w:tab/>
-        <w:t>27</w:t>
+        <w:t>33</w:t>
       </w:r>
     </w:p>
     <w:p>
@@ -861,7 +872,7 @@
         </w:rPr>
         <w:t>Activity 9 — Drawing the Line — Escalation and Abuse at a Service Counter</w:t>
         <w:tab/>
-        <w:t>27</w:t>
+        <w:t>34</w:t>
       </w:r>
     </w:p>
     <w:p>
@@ -880,7 +891,7 @@
         </w:rPr>
         <w:t>Preparing for the Assessment</w:t>
         <w:tab/>
-        <w:t>30</w:t>
+        <w:t>37</w:t>
       </w:r>
     </w:p>
     <w:p>
@@ -899,7 +910,7 @@
         </w:rPr>
         <w:t>Quick Reference — The Frameworks in This Course</w:t>
         <w:tab/>
-        <w:t>31</w:t>
+        <w:t>38</w:t>
       </w:r>
     </w:p>
     <w:p>
@@ -918,7 +929,12 @@
         </w:rPr>
         <w:t>Glossary</w:t>
         <w:tab/>
-        <w:t>31</w:t>
+        <w:t>38</w:t>
+      </w:r>
+    </w:p>
+    <w:p>
+      <w:r>
+        <w:fldChar w:fldCharType="end"/>
       </w:r>
     </w:p>
     <w:p>
@@ -1275,6 +1291,110 @@
     </w:p>
     <w:p>
       <w:pPr>
+        <w:jc w:val="center"/>
+      </w:pPr>
+      <w:r>
+        <w:drawing>
+          <wp:inline xmlns:a="http://schemas.openxmlformats.org/drawingml/2006/main" xmlns:pic="http://schemas.openxmlformats.org/drawingml/2006/picture">
+            <wp:extent cx="5486400" cy="2029555"/>
+            <wp:docPr id="2" name="Picture 2"/>
+            <wp:cNvGraphicFramePr>
+              <a:graphicFrameLocks noChangeAspect="1"/>
+            </wp:cNvGraphicFramePr>
+            <a:graphic>
+              <a:graphicData uri="http://schemas.openxmlformats.org/drawingml/2006/picture">
+                <pic:pic>
+                  <pic:nvPicPr>
+                    <pic:cNvPr id="0" name="service_chain.png"/>
+                    <pic:cNvPicPr/>
+                  </pic:nvPicPr>
+                  <pic:blipFill>
+                    <a:blip r:embed="rId10"/>
+                    <a:stretch>
+                      <a:fillRect/>
+                    </a:stretch>
+                  </pic:blipFill>
+                  <pic:spPr>
+                    <a:xfrm>
+                      <a:off x="0" y="0"/>
+                      <a:ext cx="5486400" cy="2029555"/>
+                    </a:xfrm>
+                    <a:prstGeom prst="rect"/>
+                  </pic:spPr>
+                </pic:pic>
+              </a:graphicData>
+            </a:graphic>
+          </wp:inline>
+        </w:drawing>
+      </w:r>
+    </w:p>
+    <w:p>
+      <w:pPr>
+        <w:jc w:val="center"/>
+      </w:pPr>
+      <w:r>
+        <w:rPr>
+          <w:i/>
+          <w:color w:val="555B66"/>
+          <w:sz w:val="19"/>
+        </w:rPr>
+        <w:t>The service chain — a break anywhere upstream surfaces as a frontline failure.</w:t>
+      </w:r>
+    </w:p>
+    <w:p>
+      <w:pPr>
+        <w:jc w:val="center"/>
+      </w:pPr>
+      <w:r>
+        <w:drawing>
+          <wp:inline xmlns:a="http://schemas.openxmlformats.org/drawingml/2006/main" xmlns:pic="http://schemas.openxmlformats.org/drawingml/2006/picture">
+            <wp:extent cx="5486400" cy="2098236"/>
+            <wp:docPr id="3" name="Picture 3"/>
+            <wp:cNvGraphicFramePr>
+              <a:graphicFrameLocks noChangeAspect="1"/>
+            </wp:cNvGraphicFramePr>
+            <a:graphic>
+              <a:graphicData uri="http://schemas.openxmlformats.org/drawingml/2006/picture">
+                <pic:pic>
+                  <pic:nvPicPr>
+                    <pic:cNvPr id="0" name="retention_economics.png"/>
+                    <pic:cNvPicPr/>
+                  </pic:nvPicPr>
+                  <pic:blipFill>
+                    <a:blip r:embed="rId11"/>
+                    <a:stretch>
+                      <a:fillRect/>
+                    </a:stretch>
+                  </pic:blipFill>
+                  <pic:spPr>
+                    <a:xfrm>
+                      <a:off x="0" y="0"/>
+                      <a:ext cx="5486400" cy="2098236"/>
+                    </a:xfrm>
+                    <a:prstGeom prst="rect"/>
+                  </pic:spPr>
+                </pic:pic>
+              </a:graphicData>
+            </a:graphic>
+          </wp:inline>
+        </w:drawing>
+      </w:r>
+    </w:p>
+    <w:p>
+      <w:pPr>
+        <w:jc w:val="center"/>
+      </w:pPr>
+      <w:r>
+        <w:rPr>
+          <w:i/>
+          <w:color w:val="555B66"/>
+          <w:sz w:val="19"/>
+        </w:rPr>
+        <w:t>Why service pays: acquisition costs about 5x retention, and retention compounds.</w:t>
+      </w:r>
+    </w:p>
+    <w:p>
+      <w:pPr>
         <w:pStyle w:val="Heading2"/>
       </w:pPr>
       <w:r>
@@ -1288,7 +1408,7 @@
     </w:p>
     <w:p>
       <w:r>
-        <w:t>Format: Case Study + Peer Sharing  ·  Duration: 30 minutes  ·  Groups of 4–5. Each group maps the chain; one member presents.</w:t>
+        <w:t>Format: Case Study + Peer Sharing  ·  Duration: 20 minutes  ·  Groups of 4–5. Each group maps the chain; one member presents.</w:t>
       </w:r>
     </w:p>
     <w:p>
@@ -1759,6 +1879,58 @@
     </w:p>
     <w:p>
       <w:pPr>
+        <w:jc w:val="center"/>
+      </w:pPr>
+      <w:r>
+        <w:drawing>
+          <wp:inline xmlns:a="http://schemas.openxmlformats.org/drawingml/2006/main" xmlns:pic="http://schemas.openxmlformats.org/drawingml/2006/picture">
+            <wp:extent cx="5486400" cy="4300671"/>
+            <wp:docPr id="4" name="Picture 4"/>
+            <wp:cNvGraphicFramePr>
+              <a:graphicFrameLocks noChangeAspect="1"/>
+            </wp:cNvGraphicFramePr>
+            <a:graphic>
+              <a:graphicData uri="http://schemas.openxmlformats.org/drawingml/2006/picture">
+                <pic:pic>
+                  <pic:nvPicPr>
+                    <pic:cNvPr id="0" name="first_impression.png"/>
+                    <pic:cNvPicPr/>
+                  </pic:nvPicPr>
+                  <pic:blipFill>
+                    <a:blip r:embed="rId12"/>
+                    <a:stretch>
+                      <a:fillRect/>
+                    </a:stretch>
+                  </pic:blipFill>
+                  <pic:spPr>
+                    <a:xfrm>
+                      <a:off x="0" y="0"/>
+                      <a:ext cx="5486400" cy="4300671"/>
+                    </a:xfrm>
+                    <a:prstGeom prst="rect"/>
+                  </pic:spPr>
+                </pic:pic>
+              </a:graphicData>
+            </a:graphic>
+          </wp:inline>
+        </w:drawing>
+      </w:r>
+    </w:p>
+    <w:p>
+      <w:pPr>
+        <w:jc w:val="center"/>
+      </w:pPr>
+      <w:r>
+        <w:rPr>
+          <w:i/>
+          <w:color w:val="555B66"/>
+          <w:sz w:val="19"/>
+        </w:rPr>
+        <w:t>First impressions form in 4–7 seconds, mostly from what the customer sees and hears.</w:t>
+      </w:r>
+    </w:p>
+    <w:p>
+      <w:pPr>
         <w:pStyle w:val="Heading2"/>
       </w:pPr>
       <w:r>
@@ -1772,7 +1944,7 @@
     </w:p>
     <w:p>
       <w:r>
-        <w:t>Format: Role Play + Peer Sharing  ·  Duration: 25 minutes  ·  Pairs. Role A = Service Officer, Role B = Mr Krishnan. Swap after the first round. Observers score.</w:t>
+        <w:t>Format: Role Play + Peer Sharing  ·  Duration: 15 minutes  ·  Pairs. Role A = Service Officer, Role B = Mr Krishnan. Swap after the first round. Observers score.</w:t>
       </w:r>
     </w:p>
     <w:p>
@@ -2243,6 +2415,162 @@
     </w:p>
     <w:p>
       <w:pPr>
+        <w:jc w:val="center"/>
+      </w:pPr>
+      <w:r>
+        <w:drawing>
+          <wp:inline xmlns:a="http://schemas.openxmlformats.org/drawingml/2006/main" xmlns:pic="http://schemas.openxmlformats.org/drawingml/2006/picture">
+            <wp:extent cx="5486400" cy="2714694"/>
+            <wp:docPr id="5" name="Picture 5"/>
+            <wp:cNvGraphicFramePr>
+              <a:graphicFrameLocks noChangeAspect="1"/>
+            </wp:cNvGraphicFramePr>
+            <a:graphic>
+              <a:graphicData uri="http://schemas.openxmlformats.org/drawingml/2006/picture">
+                <pic:pic>
+                  <pic:nvPicPr>
+                    <pic:cNvPr id="0" name="listening_funnel.png"/>
+                    <pic:cNvPicPr/>
+                  </pic:nvPicPr>
+                  <pic:blipFill>
+                    <a:blip r:embed="rId13"/>
+                    <a:stretch>
+                      <a:fillRect/>
+                    </a:stretch>
+                  </pic:blipFill>
+                  <pic:spPr>
+                    <a:xfrm>
+                      <a:off x="0" y="0"/>
+                      <a:ext cx="5486400" cy="2714694"/>
+                    </a:xfrm>
+                    <a:prstGeom prst="rect"/>
+                  </pic:spPr>
+                </pic:pic>
+              </a:graphicData>
+            </a:graphic>
+          </wp:inline>
+        </w:drawing>
+      </w:r>
+    </w:p>
+    <w:p>
+      <w:pPr>
+        <w:jc w:val="center"/>
+      </w:pPr>
+      <w:r>
+        <w:rPr>
+          <w:i/>
+          <w:color w:val="555B66"/>
+          <w:sz w:val="19"/>
+        </w:rPr>
+        <w:t>Active listening — paraphrasing is what makes listening visible to the customer.</w:t>
+      </w:r>
+    </w:p>
+    <w:p>
+      <w:pPr>
+        <w:jc w:val="center"/>
+      </w:pPr>
+      <w:r>
+        <w:drawing>
+          <wp:inline xmlns:a="http://schemas.openxmlformats.org/drawingml/2006/main" xmlns:pic="http://schemas.openxmlformats.org/drawingml/2006/picture">
+            <wp:extent cx="5486400" cy="3005553"/>
+            <wp:docPr id="6" name="Picture 6"/>
+            <wp:cNvGraphicFramePr>
+              <a:graphicFrameLocks noChangeAspect="1"/>
+            </wp:cNvGraphicFramePr>
+            <a:graphic>
+              <a:graphicData uri="http://schemas.openxmlformats.org/drawingml/2006/picture">
+                <pic:pic>
+                  <pic:nvPicPr>
+                    <pic:cNvPr id="0" name="four_levels.png"/>
+                    <pic:cNvPicPr/>
+                  </pic:nvPicPr>
+                  <pic:blipFill>
+                    <a:blip r:embed="rId14"/>
+                    <a:stretch>
+                      <a:fillRect/>
+                    </a:stretch>
+                  </pic:blipFill>
+                  <pic:spPr>
+                    <a:xfrm>
+                      <a:off x="0" y="0"/>
+                      <a:ext cx="5486400" cy="3005553"/>
+                    </a:xfrm>
+                    <a:prstGeom prst="rect"/>
+                  </pic:spPr>
+                </pic:pic>
+              </a:graphicData>
+            </a:graphic>
+          </wp:inline>
+        </w:drawing>
+      </w:r>
+    </w:p>
+    <w:p>
+      <w:pPr>
+        <w:jc w:val="center"/>
+      </w:pPr>
+      <w:r>
+        <w:rPr>
+          <w:i/>
+          <w:color w:val="555B66"/>
+          <w:sz w:val="19"/>
+        </w:rPr>
+        <w:t>The four levels of addressing customer needs — a ladder, not a menu.</w:t>
+      </w:r>
+    </w:p>
+    <w:p>
+      <w:pPr>
+        <w:jc w:val="center"/>
+      </w:pPr>
+      <w:r>
+        <w:drawing>
+          <wp:inline xmlns:a="http://schemas.openxmlformats.org/drawingml/2006/main" xmlns:pic="http://schemas.openxmlformats.org/drawingml/2006/picture">
+            <wp:extent cx="5486400" cy="2476244"/>
+            <wp:docPr id="7" name="Picture 7"/>
+            <wp:cNvGraphicFramePr>
+              <a:graphicFrameLocks noChangeAspect="1"/>
+            </wp:cNvGraphicFramePr>
+            <a:graphic>
+              <a:graphicData uri="http://schemas.openxmlformats.org/drawingml/2006/picture">
+                <pic:pic>
+                  <pic:nvPicPr>
+                    <pic:cNvPr id="0" name="said_vs_needed.png"/>
+                    <pic:cNvPicPr/>
+                  </pic:nvPicPr>
+                  <pic:blipFill>
+                    <a:blip r:embed="rId15"/>
+                    <a:stretch>
+                      <a:fillRect/>
+                    </a:stretch>
+                  </pic:blipFill>
+                  <pic:spPr>
+                    <a:xfrm>
+                      <a:off x="0" y="0"/>
+                      <a:ext cx="5486400" cy="2476244"/>
+                    </a:xfrm>
+                    <a:prstGeom prst="rect"/>
+                  </pic:spPr>
+                </pic:pic>
+              </a:graphicData>
+            </a:graphic>
+          </wp:inline>
+        </w:drawing>
+      </w:r>
+    </w:p>
+    <w:p>
+      <w:pPr>
+        <w:jc w:val="center"/>
+      </w:pPr>
+      <w:r>
+        <w:rPr>
+          <w:i/>
+          <w:color w:val="555B66"/>
+          <w:sz w:val="19"/>
+        </w:rPr>
+        <w:t>What the customer said versus what the customer needs.</w:t>
+      </w:r>
+    </w:p>
+    <w:p>
+      <w:pPr>
         <w:pStyle w:val="Heading2"/>
       </w:pPr>
       <w:r>
@@ -2256,7 +2584,7 @@
     </w:p>
     <w:p>
       <w:r>
-        <w:t>Format: Case Study + Role Play  ·  Duration: 35 minutes  ·  Pairs. Role A = TechNova Account Manager, Role B = Daniel Lim. Assessor-style observer optional.</w:t>
+        <w:t>Format: Case Study + Role Play  ·  Duration: 20 minutes  ·  Pairs. Role A = TechNova Account Manager, Role B = Daniel Lim. Assessor-style observer optional.</w:t>
       </w:r>
     </w:p>
     <w:p>
@@ -2770,7 +3098,7 @@
     </w:p>
     <w:p>
       <w:r>
-        <w:t>Format: Role Play  ·  Duration: 25 minutes  ·  Groups of 4. Role A = Service Officer, B = SIM customer, C = Ms Chen, D = observer/phone caller.</w:t>
+        <w:t>Format: Role Play  ·  Duration: 15 minutes  ·  Groups of 4. Role A = Service Officer, B = SIM customer, C = Ms Chen, D = observer/phone caller.</w:t>
       </w:r>
     </w:p>
     <w:p>
@@ -3256,6 +3584,58 @@
     </w:p>
     <w:p>
       <w:pPr>
+        <w:jc w:val="center"/>
+      </w:pPr>
+      <w:r>
+        <w:drawing>
+          <wp:inline xmlns:a="http://schemas.openxmlformats.org/drawingml/2006/main" xmlns:pic="http://schemas.openxmlformats.org/drawingml/2006/picture">
+            <wp:extent cx="5486400" cy="1708680"/>
+            <wp:docPr id="8" name="Picture 8"/>
+            <wp:cNvGraphicFramePr>
+              <a:graphicFrameLocks noChangeAspect="1"/>
+            </wp:cNvGraphicFramePr>
+            <a:graphic>
+              <a:graphicData uri="http://schemas.openxmlformats.org/drawingml/2006/picture">
+                <pic:pic>
+                  <pic:nvPicPr>
+                    <pic:cNvPr id="0" name="phone_flow.png"/>
+                    <pic:cNvPicPr/>
+                  </pic:nvPicPr>
+                  <pic:blipFill>
+                    <a:blip r:embed="rId16"/>
+                    <a:stretch>
+                      <a:fillRect/>
+                    </a:stretch>
+                  </pic:blipFill>
+                  <pic:spPr>
+                    <a:xfrm>
+                      <a:off x="0" y="0"/>
+                      <a:ext cx="5486400" cy="1708680"/>
+                    </a:xfrm>
+                    <a:prstGeom prst="rect"/>
+                  </pic:spPr>
+                </pic:pic>
+              </a:graphicData>
+            </a:graphic>
+          </wp:inline>
+        </w:drawing>
+      </w:r>
+    </w:p>
+    <w:p>
+      <w:pPr>
+        <w:jc w:val="center"/>
+      </w:pPr>
+      <w:r>
+        <w:rPr>
+          <w:i/>
+          <w:color w:val="555B66"/>
+          <w:sz w:val="19"/>
+        </w:rPr>
+        <w:t>The professional call — six stages, with the four-part hold at stage 4.</w:t>
+      </w:r>
+    </w:p>
+    <w:p>
+      <w:pPr>
         <w:pStyle w:val="Heading2"/>
       </w:pPr>
       <w:r>
@@ -3269,7 +3649,7 @@
     </w:p>
     <w:p>
       <w:r>
-        <w:t>Format: Role Play  ·  Duration: 30 minutes  ·  Pairs, seated back to back so there is no visual channel. A = Hotline Officer, B = Mr Faisal.</w:t>
+        <w:t>Format: Role Play  ·  Duration: 15 minutes  ·  Pairs, seated back to back so there is no visual channel. A = Hotline Officer, B = Mr Faisal.</w:t>
       </w:r>
     </w:p>
     <w:p>
@@ -3770,6 +4150,110 @@
     </w:p>
     <w:p>
       <w:pPr>
+        <w:jc w:val="center"/>
+      </w:pPr>
+      <w:r>
+        <w:drawing>
+          <wp:inline xmlns:a="http://schemas.openxmlformats.org/drawingml/2006/main" xmlns:pic="http://schemas.openxmlformats.org/drawingml/2006/picture">
+            <wp:extent cx="5486400" cy="3016084"/>
+            <wp:docPr id="9" name="Picture 9"/>
+            <wp:cNvGraphicFramePr>
+              <a:graphicFrameLocks noChangeAspect="1"/>
+            </wp:cNvGraphicFramePr>
+            <a:graphic>
+              <a:graphicData uri="http://schemas.openxmlformats.org/drawingml/2006/picture">
+                <pic:pic>
+                  <pic:nvPicPr>
+                    <pic:cNvPr id="0" name="email_anatomy.png"/>
+                    <pic:cNvPicPr/>
+                  </pic:nvPicPr>
+                  <pic:blipFill>
+                    <a:blip r:embed="rId17"/>
+                    <a:stretch>
+                      <a:fillRect/>
+                    </a:stretch>
+                  </pic:blipFill>
+                  <pic:spPr>
+                    <a:xfrm>
+                      <a:off x="0" y="0"/>
+                      <a:ext cx="5486400" cy="3016084"/>
+                    </a:xfrm>
+                    <a:prstGeom prst="rect"/>
+                  </pic:spPr>
+                </pic:pic>
+              </a:graphicData>
+            </a:graphic>
+          </wp:inline>
+        </w:drawing>
+      </w:r>
+    </w:p>
+    <w:p>
+      <w:pPr>
+        <w:jc w:val="center"/>
+      </w:pPr>
+      <w:r>
+        <w:rPr>
+          <w:i/>
+          <w:color w:val="555B66"/>
+          <w:sz w:val="19"/>
+        </w:rPr>
+        <w:t>The five-part service email.</w:t>
+      </w:r>
+    </w:p>
+    <w:p>
+      <w:pPr>
+        <w:jc w:val="center"/>
+      </w:pPr>
+      <w:r>
+        <w:drawing>
+          <wp:inline xmlns:a="http://schemas.openxmlformats.org/drawingml/2006/main" xmlns:pic="http://schemas.openxmlformats.org/drawingml/2006/picture">
+            <wp:extent cx="5486400" cy="3635460"/>
+            <wp:docPr id="10" name="Picture 10"/>
+            <wp:cNvGraphicFramePr>
+              <a:graphicFrameLocks noChangeAspect="1"/>
+            </wp:cNvGraphicFramePr>
+            <a:graphic>
+              <a:graphicData uri="http://schemas.openxmlformats.org/drawingml/2006/picture">
+                <pic:pic>
+                  <pic:nvPicPr>
+                    <pic:cNvPr id="0" name="channel_matrix.png"/>
+                    <pic:cNvPicPr/>
+                  </pic:nvPicPr>
+                  <pic:blipFill>
+                    <a:blip r:embed="rId18"/>
+                    <a:stretch>
+                      <a:fillRect/>
+                    </a:stretch>
+                  </pic:blipFill>
+                  <pic:spPr>
+                    <a:xfrm>
+                      <a:off x="0" y="0"/>
+                      <a:ext cx="5486400" cy="3635460"/>
+                    </a:xfrm>
+                    <a:prstGeom prst="rect"/>
+                  </pic:spPr>
+                </pic:pic>
+              </a:graphicData>
+            </a:graphic>
+          </wp:inline>
+        </w:drawing>
+      </w:r>
+    </w:p>
+    <w:p>
+      <w:pPr>
+        <w:jc w:val="center"/>
+      </w:pPr>
+      <w:r>
+        <w:rPr>
+          <w:i/>
+          <w:color w:val="555B66"/>
+          <w:sz w:val="19"/>
+        </w:rPr>
+        <w:t>Choosing the channel from the issue: urgency against complexity.</w:t>
+      </w:r>
+    </w:p>
+    <w:p>
+      <w:pPr>
         <w:pStyle w:val="Heading2"/>
       </w:pPr>
       <w:r>
@@ -3783,7 +4267,7 @@
     </w:p>
     <w:p>
       <w:r>
-        <w:t>Format: Case Study + Practical Writing  ·  Duration: 25 minutes  ·  Individually, then compare in pairs.</w:t>
+        <w:t>Format: Case Study + Practical Writing  ·  Duration: 15 minutes  ·  Individually, then compare in pairs.</w:t>
       </w:r>
     </w:p>
     <w:p>
@@ -4320,6 +4804,162 @@
     </w:p>
     <w:p>
       <w:pPr>
+        <w:jc w:val="center"/>
+      </w:pPr>
+      <w:r>
+        <w:drawing>
+          <wp:inline xmlns:a="http://schemas.openxmlformats.org/drawingml/2006/main" xmlns:pic="http://schemas.openxmlformats.org/drawingml/2006/picture">
+            <wp:extent cx="5486400" cy="2808117"/>
+            <wp:docPr id="11" name="Picture 11"/>
+            <wp:cNvGraphicFramePr>
+              <a:graphicFrameLocks noChangeAspect="1"/>
+            </wp:cNvGraphicFramePr>
+            <a:graphic>
+              <a:graphicData uri="http://schemas.openxmlformats.org/drawingml/2006/picture">
+                <pic:pic>
+                  <pic:nvPicPr>
+                    <pic:cNvPr id="0" name="feedback_channels.png"/>
+                    <pic:cNvPicPr/>
+                  </pic:nvPicPr>
+                  <pic:blipFill>
+                    <a:blip r:embed="rId19"/>
+                    <a:stretch>
+                      <a:fillRect/>
+                    </a:stretch>
+                  </pic:blipFill>
+                  <pic:spPr>
+                    <a:xfrm>
+                      <a:off x="0" y="0"/>
+                      <a:ext cx="5486400" cy="2808117"/>
+                    </a:xfrm>
+                    <a:prstGeom prst="rect"/>
+                  </pic:spPr>
+                </pic:pic>
+              </a:graphicData>
+            </a:graphic>
+          </wp:inline>
+        </w:drawing>
+      </w:r>
+    </w:p>
+    <w:p>
+      <w:pPr>
+        <w:jc w:val="center"/>
+      </w:pPr>
+      <w:r>
+        <w:rPr>
+          <w:i/>
+          <w:color w:val="555B66"/>
+          <w:sz w:val="19"/>
+        </w:rPr>
+        <w:t>Feedback channels — reach versus diagnostic depth. No channel does both.</w:t>
+      </w:r>
+    </w:p>
+    <w:p>
+      <w:pPr>
+        <w:jc w:val="center"/>
+      </w:pPr>
+      <w:r>
+        <w:drawing>
+          <wp:inline xmlns:a="http://schemas.openxmlformats.org/drawingml/2006/main" xmlns:pic="http://schemas.openxmlformats.org/drawingml/2006/picture">
+            <wp:extent cx="5486400" cy="3481651"/>
+            <wp:docPr id="12" name="Picture 12"/>
+            <wp:cNvGraphicFramePr>
+              <a:graphicFrameLocks noChangeAspect="1"/>
+            </wp:cNvGraphicFramePr>
+            <a:graphic>
+              <a:graphicData uri="http://schemas.openxmlformats.org/drawingml/2006/picture">
+                <pic:pic>
+                  <pic:nvPicPr>
+                    <pic:cNvPr id="0" name="complaint_iceberg.png"/>
+                    <pic:cNvPicPr/>
+                  </pic:nvPicPr>
+                  <pic:blipFill>
+                    <a:blip r:embed="rId20"/>
+                    <a:stretch>
+                      <a:fillRect/>
+                    </a:stretch>
+                  </pic:blipFill>
+                  <pic:spPr>
+                    <a:xfrm>
+                      <a:off x="0" y="0"/>
+                      <a:ext cx="5486400" cy="3481651"/>
+                    </a:xfrm>
+                    <a:prstGeom prst="rect"/>
+                  </pic:spPr>
+                </pic:pic>
+              </a:graphicData>
+            </a:graphic>
+          </wp:inline>
+        </w:drawing>
+      </w:r>
+    </w:p>
+    <w:p>
+      <w:pPr>
+        <w:jc w:val="center"/>
+      </w:pPr>
+      <w:r>
+        <w:rPr>
+          <w:i/>
+          <w:color w:val="555B66"/>
+          <w:sz w:val="19"/>
+        </w:rPr>
+        <w:t>Most unhappy customers never complain — silence is not satisfaction.</w:t>
+      </w:r>
+    </w:p>
+    <w:p>
+      <w:pPr>
+        <w:jc w:val="center"/>
+      </w:pPr>
+      <w:r>
+        <w:drawing>
+          <wp:inline xmlns:a="http://schemas.openxmlformats.org/drawingml/2006/main" xmlns:pic="http://schemas.openxmlformats.org/drawingml/2006/picture">
+            <wp:extent cx="5486400" cy="4621075"/>
+            <wp:docPr id="13" name="Picture 13"/>
+            <wp:cNvGraphicFramePr>
+              <a:graphicFrameLocks noChangeAspect="1"/>
+            </wp:cNvGraphicFramePr>
+            <a:graphic>
+              <a:graphicData uri="http://schemas.openxmlformats.org/drawingml/2006/picture">
+                <pic:pic>
+                  <pic:nvPicPr>
+                    <pic:cNvPr id="0" name="closed_loop.png"/>
+                    <pic:cNvPicPr/>
+                  </pic:nvPicPr>
+                  <pic:blipFill>
+                    <a:blip r:embed="rId21"/>
+                    <a:stretch>
+                      <a:fillRect/>
+                    </a:stretch>
+                  </pic:blipFill>
+                  <pic:spPr>
+                    <a:xfrm>
+                      <a:off x="0" y="0"/>
+                      <a:ext cx="5486400" cy="4621075"/>
+                    </a:xfrm>
+                    <a:prstGeom prst="rect"/>
+                  </pic:spPr>
+                </pic:pic>
+              </a:graphicData>
+            </a:graphic>
+          </wp:inline>
+        </w:drawing>
+      </w:r>
+    </w:p>
+    <w:p>
+      <w:pPr>
+        <w:jc w:val="center"/>
+      </w:pPr>
+      <w:r>
+        <w:rPr>
+          <w:i/>
+          <w:color w:val="555B66"/>
+          <w:sz w:val="19"/>
+        </w:rPr>
+        <w:t>Closing the loop — only step 4 is visible to the customer.</w:t>
+      </w:r>
+    </w:p>
+    <w:p>
+      <w:pPr>
         <w:pStyle w:val="Heading2"/>
       </w:pPr>
       <w:r>
@@ -4333,7 +4973,7 @@
     </w:p>
     <w:p>
       <w:r>
-        <w:t>Format: Case Study + Group Presentation  ·  Duration: 40 minutes  ·  Groups of 4–5. Each group presents a 3-minute plan to the class acting as management.</w:t>
+        <w:t>Format: Case Study + Group Presentation  ·  Duration: 20 minutes  ·  Groups of 4–5. Each group presents a 3-minute plan to the class acting as management.</w:t>
       </w:r>
     </w:p>
     <w:p>
@@ -4869,6 +5509,58 @@
     </w:p>
     <w:p>
       <w:pPr>
+        <w:jc w:val="center"/>
+      </w:pPr>
+      <w:r>
+        <w:drawing>
+          <wp:inline xmlns:a="http://schemas.openxmlformats.org/drawingml/2006/main" xmlns:pic="http://schemas.openxmlformats.org/drawingml/2006/picture">
+            <wp:extent cx="5486400" cy="1976068"/>
+            <wp:docPr id="14" name="Picture 14"/>
+            <wp:cNvGraphicFramePr>
+              <a:graphicFrameLocks noChangeAspect="1"/>
+            </wp:cNvGraphicFramePr>
+            <a:graphic>
+              <a:graphicData uri="http://schemas.openxmlformats.org/drawingml/2006/picture">
+                <pic:pic>
+                  <pic:nvPicPr>
+                    <pic:cNvPr id="0" name="heard_framework.png"/>
+                    <pic:cNvPicPr/>
+                  </pic:nvPicPr>
+                  <pic:blipFill>
+                    <a:blip r:embed="rId22"/>
+                    <a:stretch>
+                      <a:fillRect/>
+                    </a:stretch>
+                  </pic:blipFill>
+                  <pic:spPr>
+                    <a:xfrm>
+                      <a:off x="0" y="0"/>
+                      <a:ext cx="5486400" cy="1976068"/>
+                    </a:xfrm>
+                    <a:prstGeom prst="rect"/>
+                  </pic:spPr>
+                </pic:pic>
+              </a:graphicData>
+            </a:graphic>
+          </wp:inline>
+        </w:drawing>
+      </w:r>
+    </w:p>
+    <w:p>
+      <w:pPr>
+        <w:jc w:val="center"/>
+      </w:pPr>
+      <w:r>
+        <w:rPr>
+          <w:i/>
+          <w:color w:val="555B66"/>
+          <w:sz w:val="19"/>
+        </w:rPr>
+        <w:t>HEARD — the service-recovery sequence.</w:t>
+      </w:r>
+    </w:p>
+    <w:p>
+      <w:pPr>
         <w:pStyle w:val="Heading2"/>
       </w:pPr>
       <w:r>
@@ -4882,7 +5574,7 @@
     </w:p>
     <w:p>
       <w:r>
-        <w:t>Format: Role Play + Case Study  ·  Duration: 35 minutes  ·  Pairs or trios. A = Duty Manager, B = Mr Wong, C = observer scoring against HEARD.</w:t>
+        <w:t>Format: Role Play + Case Study  ·  Duration: 15 minutes  ·  Pairs or trios. A = Duty Manager, B = Mr Wong, C = observer scoring against HEARD.</w:t>
       </w:r>
     </w:p>
     <w:p>
@@ -5408,6 +6100,58 @@
     </w:p>
     <w:p>
       <w:pPr>
+        <w:jc w:val="center"/>
+      </w:pPr>
+      <w:r>
+        <w:drawing>
+          <wp:inline xmlns:a="http://schemas.openxmlformats.org/drawingml/2006/main" xmlns:pic="http://schemas.openxmlformats.org/drawingml/2006/picture">
+            <wp:extent cx="5486400" cy="2687849"/>
+            <wp:docPr id="15" name="Picture 15"/>
+            <wp:cNvGraphicFramePr>
+              <a:graphicFrameLocks noChangeAspect="1"/>
+            </wp:cNvGraphicFramePr>
+            <a:graphic>
+              <a:graphicData uri="http://schemas.openxmlformats.org/drawingml/2006/picture">
+                <pic:pic>
+                  <pic:nvPicPr>
+                    <pic:cNvPr id="0" name="escalation_ladder.png"/>
+                    <pic:cNvPicPr/>
+                  </pic:nvPicPr>
+                  <pic:blipFill>
+                    <a:blip r:embed="rId23"/>
+                    <a:stretch>
+                      <a:fillRect/>
+                    </a:stretch>
+                  </pic:blipFill>
+                  <pic:spPr>
+                    <a:xfrm>
+                      <a:off x="0" y="0"/>
+                      <a:ext cx="5486400" cy="2687849"/>
+                    </a:xfrm>
+                    <a:prstGeom prst="rect"/>
+                  </pic:spPr>
+                </pic:pic>
+              </a:graphicData>
+            </a:graphic>
+          </wp:inline>
+        </w:drawing>
+      </w:r>
+    </w:p>
+    <w:p>
+      <w:pPr>
+        <w:jc w:val="center"/>
+      </w:pPr>
+      <w:r>
+        <w:rPr>
+          <w:i/>
+          <w:color w:val="555B66"/>
+          <w:sz w:val="19"/>
+        </w:rPr>
+        <w:t>Where the line is: anger attacks the problem, abuse attacks the person.</w:t>
+      </w:r>
+    </w:p>
+    <w:p>
+      <w:pPr>
         <w:pStyle w:val="Heading2"/>
       </w:pPr>
       <w:r>
@@ -5421,7 +6165,7 @@
     </w:p>
     <w:p>
       <w:r>
-        <w:t>Format: Role Play + Decision Exercise  ·  Duration: 30 minutes  ·  Trios. A = Service Officer, B = Mr Teo (trainer may play this role), C = supervisor/observer.</w:t>
+        <w:t>Format: Role Play + Decision Exercise  ·  Duration: 15 minutes  ·  Trios. A = Service Officer, B = Mr Teo (trainer may play this role), C = supervisor/observer.</w:t>
       </w:r>
     </w:p>
     <w:p>
@@ -6484,7 +7228,7 @@
       </w:r>
     </w:p>
     <w:sectPr>
-      <w:footerReference w:type="default" r:id="rId10"/>
+      <w:footerReference w:type="default" r:id="rId24"/>
       <w:pgSz w:w="12240" w:h="15840"/>
       <w:pgMar w:top="1440" w:right="1800" w:bottom="1440" w:left="1800" w:header="720" w:footer="720" w:gutter="0"/>
       <w:cols w:space="720"/>
